--- a/fra/docx/64.content.docx
+++ b/fra/docx/64.content.docx
@@ -45,19 +45,7 @@
         <w:rPr>
           <w:lang w:val="fr_FR" w:bidi="fr_FR"/>
         </w:rPr>
-        <w:t xml:space="preserve"> (French) is based on: </w:t>
-      </w:r>
-      <w:r>
-        <w:rPr>
-          <w:lang w:val="fr_FR" w:bidi="fr_FR"/>
-        </w:rPr>
-        <w:t>Louis Segond 1910</w:t>
-      </w:r>
-      <w:r>
-        <w:rPr>
-          <w:lang w:val="fr_FR" w:bidi="fr_FR"/>
-        </w:rPr>
-        <w:t xml:space="preserve">, </w:t>
+        <w:t xml:space="preserve"> © </w:t>
       </w:r>
       <w:hyperlink r:id="rId13">
         <w:r>
@@ -75,7 +63,7 @@
         <w:rPr>
           <w:lang w:val="fr_FR" w:bidi="fr_FR"/>
         </w:rPr>
-        <w:t xml:space="preserve">, None, which is licensed under a </w:t>
+        <w:t xml:space="preserve">, licensed under a </w:t>
       </w:r>
       <w:hyperlink r:id="rId14">
         <w:r>
@@ -94,25 +82,6 @@
           <w:lang w:val="fr_FR" w:bidi="fr_FR"/>
         </w:rPr>
         <w:t>.</w:t>
-      </w:r>
-      <w:r>
-        <w:rPr>
-          <w:lang w:val="fr_FR" w:bidi="fr_FR"/>
-        </w:rPr>
-      </w:r>
-    </w:p>
-    <w:p>
-      <w:pPr/>
-      <w:r>
-        <w:rPr>
-          <w:lang w:val="fr_FR" w:bidi="fr_FR"/>
-        </w:rPr>
-      </w:r>
-      <w:r>
-        <w:rPr>
-          <w:lang w:val="fr_FR" w:bidi="fr_FR"/>
-        </w:rPr>
-        <w:t>This PDF version is provided under the same license.</w:t>
       </w:r>
       <w:r>
         <w:rPr>
@@ -212,14 +181,6 @@
       </w:pPr>
     </w:p>
     <w:p>
-      <w:pPr/>
-      <w:r>
-        <w:rPr>
-          <w:lang w:val="fr_FR" w:bidi="fr_FR"/>
-        </w:rPr>
-      </w:r>
-    </w:p>
-    <w:p>
       <w:pPr>
         <w:pStyle w:val="Heading2"/>
       </w:pPr>
@@ -227,7 +188,7 @@
         <w:rPr>
           <w:lang w:val="fr_FR" w:bidi="fr_FR"/>
         </w:rPr>
-        <w:t>3 John 1:1</w:t>
+        <w:t>3 Jean 1.1</w:t>
       </w:r>
       <w:r>
         <w:rPr>
@@ -255,16 +216,6 @@
         </w:rPr>
         <w:t xml:space="preserve"> L’ancien, à Gaïus, le bien-aimé, que j’aime dans la vérité.</w:t>
       </w:r>
-      <w:r>
-        <w:rPr>
-          <w:lang w:val="fr_FR" w:bidi="fr_FR"/>
-        </w:rPr>
-      </w:r>
-      <w:r>
-        <w:rPr>
-          <w:lang w:val="fr_FR" w:bidi="fr_FR"/>
-        </w:rPr>
-      </w:r>
     </w:p>
     <w:p>
       <w:pPr/>
@@ -273,6 +224,19 @@
           <w:lang w:val="fr_FR" w:bidi="fr_FR"/>
         </w:rPr>
       </w:r>
+      <w:r>
+        <w:rPr>
+          <w:vertAlign w:val="superscript"/>
+          <w:lang w:val="fr_FR" w:bidi="fr_FR"/>
+        </w:rPr>
+        <w:t>2</w:t>
+      </w:r>
+      <w:r>
+        <w:rPr>
+          <w:lang w:val="fr_FR" w:bidi="fr_FR"/>
+        </w:rPr>
+        <w:t xml:space="preserve"> Bien-aimé, je souhaite que tu prospères à tous égards et sois en bonne santé, comme prospère l’état de ton âme.</w:t>
+      </w:r>
     </w:p>
     <w:p>
       <w:pPr/>
@@ -286,23 +250,13 @@
           <w:vertAlign w:val="superscript"/>
           <w:lang w:val="fr_FR" w:bidi="fr_FR"/>
         </w:rPr>
-        <w:t>2</w:t>
-      </w:r>
-      <w:r>
-        <w:rPr>
-          <w:lang w:val="fr_FR" w:bidi="fr_FR"/>
-        </w:rPr>
-        <w:t xml:space="preserve"> Bien-aimé, je souhaite que tu prospères à tous égards et sois en bonne santé, comme prospère l’état de ton âme.</w:t>
-      </w:r>
-      <w:r>
-        <w:rPr>
-          <w:lang w:val="fr_FR" w:bidi="fr_FR"/>
-        </w:rPr>
-      </w:r>
-      <w:r>
-        <w:rPr>
-          <w:lang w:val="fr_FR" w:bidi="fr_FR"/>
-        </w:rPr>
+        <w:t>3</w:t>
+      </w:r>
+      <w:r>
+        <w:rPr>
+          <w:lang w:val="fr_FR" w:bidi="fr_FR"/>
+        </w:rPr>
+        <w:t xml:space="preserve"> J’ai été fort réjoui, lorsque des frères sont arrivés et ont rendu témoignage de la vérité qui est en toi, de la manière dont tu marches dans la vérité.</w:t>
       </w:r>
     </w:p>
     <w:p>
@@ -312,6 +266,19 @@
           <w:lang w:val="fr_FR" w:bidi="fr_FR"/>
         </w:rPr>
       </w:r>
+      <w:r>
+        <w:rPr>
+          <w:vertAlign w:val="superscript"/>
+          <w:lang w:val="fr_FR" w:bidi="fr_FR"/>
+        </w:rPr>
+        <w:t>4</w:t>
+      </w:r>
+      <w:r>
+        <w:rPr>
+          <w:lang w:val="fr_FR" w:bidi="fr_FR"/>
+        </w:rPr>
+        <w:t xml:space="preserve"> Je n’ai pas de plus grande joie que d’apprendre que mes enfants marchent dans la vérité.</w:t>
+      </w:r>
     </w:p>
     <w:p>
       <w:pPr/>
@@ -325,23 +292,13 @@
           <w:vertAlign w:val="superscript"/>
           <w:lang w:val="fr_FR" w:bidi="fr_FR"/>
         </w:rPr>
-        <w:t>3</w:t>
-      </w:r>
-      <w:r>
-        <w:rPr>
-          <w:lang w:val="fr_FR" w:bidi="fr_FR"/>
-        </w:rPr>
-        <w:t xml:space="preserve"> J’ai été fort réjoui, lorsque des frères sont arrivés et ont rendu témoignage de la vérité qui est en toi, de la manière dont tu marches dans la vérité.</w:t>
-      </w:r>
-      <w:r>
-        <w:rPr>
-          <w:lang w:val="fr_FR" w:bidi="fr_FR"/>
-        </w:rPr>
-      </w:r>
-      <w:r>
-        <w:rPr>
-          <w:lang w:val="fr_FR" w:bidi="fr_FR"/>
-        </w:rPr>
+        <w:t>5</w:t>
+      </w:r>
+      <w:r>
+        <w:rPr>
+          <w:lang w:val="fr_FR" w:bidi="fr_FR"/>
+        </w:rPr>
+        <w:t xml:space="preserve"> Bien-aimé, tu agis fidèlement dans ce que tu fais pour les frères, et même pour des frères étrangers,</w:t>
       </w:r>
     </w:p>
     <w:p>
@@ -351,6 +308,19 @@
           <w:lang w:val="fr_FR" w:bidi="fr_FR"/>
         </w:rPr>
       </w:r>
+      <w:r>
+        <w:rPr>
+          <w:vertAlign w:val="superscript"/>
+          <w:lang w:val="fr_FR" w:bidi="fr_FR"/>
+        </w:rPr>
+        <w:t>6</w:t>
+      </w:r>
+      <w:r>
+        <w:rPr>
+          <w:lang w:val="fr_FR" w:bidi="fr_FR"/>
+        </w:rPr>
+        <w:t xml:space="preserve"> lesquels ont rendu témoignage de ta charité, en présence de l’Église. Tu feras bien de pourvoir à leur voyage d’une manière digne de Dieu.</w:t>
+      </w:r>
     </w:p>
     <w:p>
       <w:pPr/>
@@ -364,23 +334,13 @@
           <w:vertAlign w:val="superscript"/>
           <w:lang w:val="fr_FR" w:bidi="fr_FR"/>
         </w:rPr>
-        <w:t>4</w:t>
-      </w:r>
-      <w:r>
-        <w:rPr>
-          <w:lang w:val="fr_FR" w:bidi="fr_FR"/>
-        </w:rPr>
-        <w:t xml:space="preserve"> Je n’ai pas de plus grande joie que d’apprendre que mes enfants marchent dans la vérité.</w:t>
-      </w:r>
-      <w:r>
-        <w:rPr>
-          <w:lang w:val="fr_FR" w:bidi="fr_FR"/>
-        </w:rPr>
-      </w:r>
-      <w:r>
-        <w:rPr>
-          <w:lang w:val="fr_FR" w:bidi="fr_FR"/>
-        </w:rPr>
+        <w:t>7</w:t>
+      </w:r>
+      <w:r>
+        <w:rPr>
+          <w:lang w:val="fr_FR" w:bidi="fr_FR"/>
+        </w:rPr>
+        <w:t xml:space="preserve"> Car c’est pour le nom de Jésus-Christ qu’ils sont partis, sans rien recevoir des païens.</w:t>
       </w:r>
     </w:p>
     <w:p>
@@ -390,6 +350,19 @@
           <w:lang w:val="fr_FR" w:bidi="fr_FR"/>
         </w:rPr>
       </w:r>
+      <w:r>
+        <w:rPr>
+          <w:vertAlign w:val="superscript"/>
+          <w:lang w:val="fr_FR" w:bidi="fr_FR"/>
+        </w:rPr>
+        <w:t>8</w:t>
+      </w:r>
+      <w:r>
+        <w:rPr>
+          <w:lang w:val="fr_FR" w:bidi="fr_FR"/>
+        </w:rPr>
+        <w:t xml:space="preserve"> Nous devons donc accueillir de tels hommes, afin d’être ouvriers avec eux pour la vérité.</w:t>
+      </w:r>
     </w:p>
     <w:p>
       <w:pPr/>
@@ -403,23 +376,13 @@
           <w:vertAlign w:val="superscript"/>
           <w:lang w:val="fr_FR" w:bidi="fr_FR"/>
         </w:rPr>
-        <w:t>5</w:t>
-      </w:r>
-      <w:r>
-        <w:rPr>
-          <w:lang w:val="fr_FR" w:bidi="fr_FR"/>
-        </w:rPr>
-        <w:t xml:space="preserve"> Bien-aimé, tu agis fidèlement dans ce que tu fais pour les frères, et même pour des frères étrangers,</w:t>
-      </w:r>
-      <w:r>
-        <w:rPr>
-          <w:lang w:val="fr_FR" w:bidi="fr_FR"/>
-        </w:rPr>
-      </w:r>
-      <w:r>
-        <w:rPr>
-          <w:lang w:val="fr_FR" w:bidi="fr_FR"/>
-        </w:rPr>
+        <w:t>9</w:t>
+      </w:r>
+      <w:r>
+        <w:rPr>
+          <w:lang w:val="fr_FR" w:bidi="fr_FR"/>
+        </w:rPr>
+        <w:t xml:space="preserve"> J’ai écrit quelques mots à l’Église; mais Diotrèphe, qui aime à être le premier parmi eux, ne nous reçoit point.</w:t>
       </w:r>
     </w:p>
     <w:p>
@@ -429,6 +392,19 @@
           <w:lang w:val="fr_FR" w:bidi="fr_FR"/>
         </w:rPr>
       </w:r>
+      <w:r>
+        <w:rPr>
+          <w:vertAlign w:val="superscript"/>
+          <w:lang w:val="fr_FR" w:bidi="fr_FR"/>
+        </w:rPr>
+        <w:t>10</w:t>
+      </w:r>
+      <w:r>
+        <w:rPr>
+          <w:lang w:val="fr_FR" w:bidi="fr_FR"/>
+        </w:rPr>
+        <w:t xml:space="preserve"> C’est pourquoi, si je vais vous voir, je rappellerai les actes qu’il commet, en tenant contre nous de méchants propos; non content de cela, il ne reçoit pas les frères, et ceux qui voudraient le faire, il les en empêche et les chasse de l’Église.</w:t>
+      </w:r>
     </w:p>
     <w:p>
       <w:pPr/>
@@ -442,23 +418,13 @@
           <w:vertAlign w:val="superscript"/>
           <w:lang w:val="fr_FR" w:bidi="fr_FR"/>
         </w:rPr>
-        <w:t>6</w:t>
-      </w:r>
-      <w:r>
-        <w:rPr>
-          <w:lang w:val="fr_FR" w:bidi="fr_FR"/>
-        </w:rPr>
-        <w:t xml:space="preserve"> lesquels ont rendu témoignage de ta charité, en présence de l’Église. Tu feras bien de pourvoir à leur voyage d’une manière digne de Dieu.</w:t>
-      </w:r>
-      <w:r>
-        <w:rPr>
-          <w:lang w:val="fr_FR" w:bidi="fr_FR"/>
-        </w:rPr>
-      </w:r>
-      <w:r>
-        <w:rPr>
-          <w:lang w:val="fr_FR" w:bidi="fr_FR"/>
-        </w:rPr>
+        <w:t>11</w:t>
+      </w:r>
+      <w:r>
+        <w:rPr>
+          <w:lang w:val="fr_FR" w:bidi="fr_FR"/>
+        </w:rPr>
+        <w:t xml:space="preserve"> Bien-aimé, n’imite pas le mal, mais le bien. Celui qui fait le bien est de Dieu; celui qui fait le mal n’a point vu Dieu.</w:t>
       </w:r>
     </w:p>
     <w:p>
@@ -468,6 +434,19 @@
           <w:lang w:val="fr_FR" w:bidi="fr_FR"/>
         </w:rPr>
       </w:r>
+      <w:r>
+        <w:rPr>
+          <w:vertAlign w:val="superscript"/>
+          <w:lang w:val="fr_FR" w:bidi="fr_FR"/>
+        </w:rPr>
+        <w:t>12</w:t>
+      </w:r>
+      <w:r>
+        <w:rPr>
+          <w:lang w:val="fr_FR" w:bidi="fr_FR"/>
+        </w:rPr>
+        <w:t xml:space="preserve"> Tous, et la vérité elle-même, rendent un bon témoignage à Démétrius; nous aussi, nous lui rendons témoignage, et tu sais que notre témoignage est vrai.</w:t>
+      </w:r>
     </w:p>
     <w:p>
       <w:pPr/>
@@ -481,23 +460,13 @@
           <w:vertAlign w:val="superscript"/>
           <w:lang w:val="fr_FR" w:bidi="fr_FR"/>
         </w:rPr>
-        <w:t>7</w:t>
-      </w:r>
-      <w:r>
-        <w:rPr>
-          <w:lang w:val="fr_FR" w:bidi="fr_FR"/>
-        </w:rPr>
-        <w:t xml:space="preserve"> Car c’est pour le nom de Jésus-Christ qu’ils sont partis, sans rien recevoir des païens.</w:t>
-      </w:r>
-      <w:r>
-        <w:rPr>
-          <w:lang w:val="fr_FR" w:bidi="fr_FR"/>
-        </w:rPr>
-      </w:r>
-      <w:r>
-        <w:rPr>
-          <w:lang w:val="fr_FR" w:bidi="fr_FR"/>
-        </w:rPr>
+        <w:t>13</w:t>
+      </w:r>
+      <w:r>
+        <w:rPr>
+          <w:lang w:val="fr_FR" w:bidi="fr_FR"/>
+        </w:rPr>
+        <w:t xml:space="preserve"> J’aurais beaucoup de choses à t’écrire, mais je ne veux pas le faire avec l’encre et la plume.</w:t>
       </w:r>
     </w:p>
     <w:p>
@@ -507,6 +476,19 @@
           <w:lang w:val="fr_FR" w:bidi="fr_FR"/>
         </w:rPr>
       </w:r>
+      <w:r>
+        <w:rPr>
+          <w:vertAlign w:val="superscript"/>
+          <w:lang w:val="fr_FR" w:bidi="fr_FR"/>
+        </w:rPr>
+        <w:t>14</w:t>
+      </w:r>
+      <w:r>
+        <w:rPr>
+          <w:lang w:val="fr_FR" w:bidi="fr_FR"/>
+        </w:rPr>
+        <w:t xml:space="preserve"> J’espère te voir bientôt, et nous parlerons de bouche à bouche.</w:t>
+      </w:r>
     </w:p>
     <w:p>
       <w:pPr/>
@@ -520,279 +502,6 @@
           <w:vertAlign w:val="superscript"/>
           <w:lang w:val="fr_FR" w:bidi="fr_FR"/>
         </w:rPr>
-        <w:t>8</w:t>
-      </w:r>
-      <w:r>
-        <w:rPr>
-          <w:lang w:val="fr_FR" w:bidi="fr_FR"/>
-        </w:rPr>
-        <w:t xml:space="preserve"> Nous devons donc accueillir de tels hommes, afin d’être ouvriers avec eux pour la vérité.</w:t>
-      </w:r>
-      <w:r>
-        <w:rPr>
-          <w:lang w:val="fr_FR" w:bidi="fr_FR"/>
-        </w:rPr>
-      </w:r>
-      <w:r>
-        <w:rPr>
-          <w:lang w:val="fr_FR" w:bidi="fr_FR"/>
-        </w:rPr>
-      </w:r>
-    </w:p>
-    <w:p>
-      <w:pPr/>
-      <w:r>
-        <w:rPr>
-          <w:lang w:val="fr_FR" w:bidi="fr_FR"/>
-        </w:rPr>
-      </w:r>
-    </w:p>
-    <w:p>
-      <w:pPr/>
-      <w:r>
-        <w:rPr>
-          <w:lang w:val="fr_FR" w:bidi="fr_FR"/>
-        </w:rPr>
-      </w:r>
-      <w:r>
-        <w:rPr>
-          <w:vertAlign w:val="superscript"/>
-          <w:lang w:val="fr_FR" w:bidi="fr_FR"/>
-        </w:rPr>
-        <w:t>9</w:t>
-      </w:r>
-      <w:r>
-        <w:rPr>
-          <w:lang w:val="fr_FR" w:bidi="fr_FR"/>
-        </w:rPr>
-        <w:t xml:space="preserve"> J’ai écrit quelques mots à l’Église; mais Diotrèphe, qui aime à être le premier parmi eux, ne nous reçoit point.</w:t>
-      </w:r>
-      <w:r>
-        <w:rPr>
-          <w:lang w:val="fr_FR" w:bidi="fr_FR"/>
-        </w:rPr>
-      </w:r>
-      <w:r>
-        <w:rPr>
-          <w:lang w:val="fr_FR" w:bidi="fr_FR"/>
-        </w:rPr>
-      </w:r>
-    </w:p>
-    <w:p>
-      <w:pPr/>
-      <w:r>
-        <w:rPr>
-          <w:lang w:val="fr_FR" w:bidi="fr_FR"/>
-        </w:rPr>
-      </w:r>
-    </w:p>
-    <w:p>
-      <w:pPr/>
-      <w:r>
-        <w:rPr>
-          <w:lang w:val="fr_FR" w:bidi="fr_FR"/>
-        </w:rPr>
-      </w:r>
-      <w:r>
-        <w:rPr>
-          <w:vertAlign w:val="superscript"/>
-          <w:lang w:val="fr_FR" w:bidi="fr_FR"/>
-        </w:rPr>
-        <w:t>10</w:t>
-      </w:r>
-      <w:r>
-        <w:rPr>
-          <w:lang w:val="fr_FR" w:bidi="fr_FR"/>
-        </w:rPr>
-        <w:t xml:space="preserve"> C’est pourquoi, si je vais vous voir, je rappellerai les actes qu’il commet, en tenant contre nous de méchants propos; non content de cela, il ne reçoit pas les frères, et ceux qui voudraient le faire, il les en empêche et les chasse de l’Église.</w:t>
-      </w:r>
-      <w:r>
-        <w:rPr>
-          <w:lang w:val="fr_FR" w:bidi="fr_FR"/>
-        </w:rPr>
-      </w:r>
-      <w:r>
-        <w:rPr>
-          <w:lang w:val="fr_FR" w:bidi="fr_FR"/>
-        </w:rPr>
-      </w:r>
-    </w:p>
-    <w:p>
-      <w:pPr/>
-      <w:r>
-        <w:rPr>
-          <w:lang w:val="fr_FR" w:bidi="fr_FR"/>
-        </w:rPr>
-      </w:r>
-    </w:p>
-    <w:p>
-      <w:pPr/>
-      <w:r>
-        <w:rPr>
-          <w:lang w:val="fr_FR" w:bidi="fr_FR"/>
-        </w:rPr>
-      </w:r>
-      <w:r>
-        <w:rPr>
-          <w:vertAlign w:val="superscript"/>
-          <w:lang w:val="fr_FR" w:bidi="fr_FR"/>
-        </w:rPr>
-        <w:t>11</w:t>
-      </w:r>
-      <w:r>
-        <w:rPr>
-          <w:lang w:val="fr_FR" w:bidi="fr_FR"/>
-        </w:rPr>
-        <w:t xml:space="preserve"> Bien-aimé, n’imite pas le mal, mais le bien. Celui qui fait le bien est de Dieu; celui qui fait le mal n’a point vu Dieu.</w:t>
-      </w:r>
-      <w:r>
-        <w:rPr>
-          <w:lang w:val="fr_FR" w:bidi="fr_FR"/>
-        </w:rPr>
-      </w:r>
-      <w:r>
-        <w:rPr>
-          <w:lang w:val="fr_FR" w:bidi="fr_FR"/>
-        </w:rPr>
-      </w:r>
-    </w:p>
-    <w:p>
-      <w:pPr/>
-      <w:r>
-        <w:rPr>
-          <w:lang w:val="fr_FR" w:bidi="fr_FR"/>
-        </w:rPr>
-      </w:r>
-    </w:p>
-    <w:p>
-      <w:pPr/>
-      <w:r>
-        <w:rPr>
-          <w:lang w:val="fr_FR" w:bidi="fr_FR"/>
-        </w:rPr>
-      </w:r>
-      <w:r>
-        <w:rPr>
-          <w:vertAlign w:val="superscript"/>
-          <w:lang w:val="fr_FR" w:bidi="fr_FR"/>
-        </w:rPr>
-        <w:t>12</w:t>
-      </w:r>
-      <w:r>
-        <w:rPr>
-          <w:lang w:val="fr_FR" w:bidi="fr_FR"/>
-        </w:rPr>
-        <w:t xml:space="preserve"> Tous, et la vérité elle-même, rendent un bon témoignage à Démétrius; nous aussi, nous lui rendons témoignage, et tu sais que notre témoignage est vrai.</w:t>
-      </w:r>
-      <w:r>
-        <w:rPr>
-          <w:lang w:val="fr_FR" w:bidi="fr_FR"/>
-        </w:rPr>
-      </w:r>
-      <w:r>
-        <w:rPr>
-          <w:lang w:val="fr_FR" w:bidi="fr_FR"/>
-        </w:rPr>
-      </w:r>
-    </w:p>
-    <w:p>
-      <w:pPr/>
-      <w:r>
-        <w:rPr>
-          <w:lang w:val="fr_FR" w:bidi="fr_FR"/>
-        </w:rPr>
-      </w:r>
-    </w:p>
-    <w:p>
-      <w:pPr/>
-      <w:r>
-        <w:rPr>
-          <w:lang w:val="fr_FR" w:bidi="fr_FR"/>
-        </w:rPr>
-      </w:r>
-      <w:r>
-        <w:rPr>
-          <w:vertAlign w:val="superscript"/>
-          <w:lang w:val="fr_FR" w:bidi="fr_FR"/>
-        </w:rPr>
-        <w:t>13</w:t>
-      </w:r>
-      <w:r>
-        <w:rPr>
-          <w:lang w:val="fr_FR" w:bidi="fr_FR"/>
-        </w:rPr>
-        <w:t xml:space="preserve"> J’aurais beaucoup de choses à t’écrire, mais je ne veux pas le faire avec l’encre et la plume.</w:t>
-      </w:r>
-      <w:r>
-        <w:rPr>
-          <w:lang w:val="fr_FR" w:bidi="fr_FR"/>
-        </w:rPr>
-      </w:r>
-      <w:r>
-        <w:rPr>
-          <w:lang w:val="fr_FR" w:bidi="fr_FR"/>
-        </w:rPr>
-      </w:r>
-    </w:p>
-    <w:p>
-      <w:pPr/>
-      <w:r>
-        <w:rPr>
-          <w:lang w:val="fr_FR" w:bidi="fr_FR"/>
-        </w:rPr>
-      </w:r>
-    </w:p>
-    <w:p>
-      <w:pPr/>
-      <w:r>
-        <w:rPr>
-          <w:lang w:val="fr_FR" w:bidi="fr_FR"/>
-        </w:rPr>
-      </w:r>
-      <w:r>
-        <w:rPr>
-          <w:vertAlign w:val="superscript"/>
-          <w:lang w:val="fr_FR" w:bidi="fr_FR"/>
-        </w:rPr>
-        <w:t>14</w:t>
-      </w:r>
-      <w:r>
-        <w:rPr>
-          <w:lang w:val="fr_FR" w:bidi="fr_FR"/>
-        </w:rPr>
-        <w:t xml:space="preserve"> J’espère te voir bientôt, et nous parlerons de bouche à bouche.</w:t>
-      </w:r>
-      <w:r>
-        <w:rPr>
-          <w:lang w:val="fr_FR" w:bidi="fr_FR"/>
-        </w:rPr>
-      </w:r>
-      <w:r>
-        <w:rPr>
-          <w:lang w:val="fr_FR" w:bidi="fr_FR"/>
-        </w:rPr>
-      </w:r>
-    </w:p>
-    <w:p>
-      <w:pPr/>
-      <w:r>
-        <w:rPr>
-          <w:lang w:val="fr_FR" w:bidi="fr_FR"/>
-        </w:rPr>
-      </w:r>
-    </w:p>
-    <w:p>
-      <w:pPr/>
-      <w:r>
-        <w:rPr>
-          <w:lang w:val="fr_FR" w:bidi="fr_FR"/>
-        </w:rPr>
-      </w:r>
-      <w:r>
-        <w:rPr>
-          <w:vertAlign w:val="superscript"/>
-          <w:lang w:val="fr_FR" w:bidi="fr_FR"/>
-        </w:rPr>
         <w:t>15</w:t>
       </w:r>
       <w:r>
@@ -800,16 +509,6 @@
           <w:lang w:val="fr_FR" w:bidi="fr_FR"/>
         </w:rPr>
         <w:t xml:space="preserve"> Que la paix soit avec toi! Les amis te saluent. Salue les amis, chacun en particulier.</w:t>
-      </w:r>
-      <w:r>
-        <w:rPr>
-          <w:lang w:val="fr_FR" w:bidi="fr_FR"/>
-        </w:rPr>
-      </w:r>
-      <w:r>
-        <w:rPr>
-          <w:lang w:val="fr_FR" w:bidi="fr_FR"/>
-        </w:rPr>
       </w:r>
     </w:p>
     <w:sectPr>
